--- a/docs/CyberPablo.docx
+++ b/docs/CyberPablo.docx
@@ -5656,27 +5656,15 @@
           <w:szCs w:val="24"/>
         </w:rPr>
       </w:pPr>
-      <w:proofErr w:type="spellStart"/>
-      <w:r>
-        <w:rPr>
-          <w:rFonts w:ascii="Times New Roman" w:hAnsi="Times New Roman" w:cs="Times New Roman"/>
-          <w:b/>
-          <w:bCs/>
-          <w:sz w:val="24"/>
-          <w:szCs w:val="24"/>
-        </w:rPr>
-        <w:t>CrimeMapping</w:t>
-      </w:r>
-      <w:proofErr w:type="spellEnd"/>
-      <w:r>
-        <w:rPr>
-          <w:rFonts w:ascii="Times New Roman" w:hAnsi="Times New Roman" w:cs="Times New Roman"/>
-          <w:b/>
-          <w:bCs/>
-          <w:sz w:val="24"/>
-          <w:szCs w:val="24"/>
-        </w:rPr>
-        <w:t xml:space="preserve"> (USA) - </w:t>
+      <w:r>
+        <w:rPr>
+          <w:rFonts w:ascii="Times New Roman" w:hAnsi="Times New Roman" w:cs="Times New Roman"/>
+          <w:b/>
+          <w:bCs/>
+          <w:sz w:val="24"/>
+          <w:szCs w:val="24"/>
+        </w:rPr>
+        <w:t xml:space="preserve">CrimeMapping (USA) - </w:t>
       </w:r>
       <w:r>
         <w:rPr>
@@ -5844,12 +5832,6 @@
       <w:pPr>
         <w:spacing w:before="100" w:beforeAutospacing="1" w:after="100" w:afterAutospacing="1" w:line="360" w:lineRule="auto"/>
         <w:jc w:val="both"/>
-        <w:rPr>
-          <w:rFonts w:ascii="Times New Roman" w:eastAsia="Times New Roman" w:hAnsi="Times New Roman" w:cs="Times New Roman"/>
-          <w:sz w:val="24"/>
-          <w:szCs w:val="24"/>
-          <w:lang w:eastAsia="en-PH"/>
-        </w:rPr>
       </w:pPr>
       <w:hyperlink r:id="rId8" w:history="1">
         <w:r>
@@ -5862,6 +5844,788 @@
           <w:t>https://www.pnp.gov.ph</w:t>
         </w:r>
       </w:hyperlink>
+    </w:p>
+    <w:p>
+      <w:pPr>
+        <w:spacing w:before="100" w:beforeAutospacing="1" w:after="100" w:afterAutospacing="1" w:line="360" w:lineRule="auto"/>
+        <w:jc w:val="both"/>
+      </w:pPr>
+    </w:p>
+    <w:p>
+      <w:pPr>
+        <w:spacing w:before="100" w:beforeAutospacing="1" w:after="100" w:afterAutospacing="1" w:line="360" w:lineRule="auto"/>
+        <w:jc w:val="both"/>
+      </w:pPr>
+    </w:p>
+    <w:p>
+      <w:pPr>
+        <w:spacing w:before="100" w:beforeAutospacing="1" w:after="100" w:afterAutospacing="1" w:line="360" w:lineRule="auto"/>
+        <w:jc w:val="both"/>
+      </w:pPr>
+    </w:p>
+    <w:p>
+      <w:pPr>
+        <w:spacing w:before="100" w:beforeAutospacing="1" w:after="100" w:afterAutospacing="1" w:line="360" w:lineRule="auto"/>
+        <w:jc w:val="both"/>
+      </w:pPr>
+    </w:p>
+    <w:p>
+      <w:pPr>
+        <w:spacing w:before="100" w:beforeAutospacing="1" w:after="100" w:afterAutospacing="1" w:line="360" w:lineRule="auto"/>
+        <w:jc w:val="both"/>
+      </w:pPr>
+    </w:p>
+    <w:p>
+      <w:pPr>
+        <w:spacing w:before="100" w:beforeAutospacing="1" w:after="100" w:afterAutospacing="1" w:line="360" w:lineRule="auto"/>
+        <w:jc w:val="both"/>
+      </w:pPr>
+    </w:p>
+    <w:p>
+      <w:pPr>
+        <w:spacing w:before="100" w:beforeAutospacing="1" w:after="100" w:afterAutospacing="1" w:line="360" w:lineRule="auto"/>
+        <w:jc w:val="both"/>
+      </w:pPr>
+    </w:p>
+    <w:p>
+      <w:pPr>
+        <w:spacing w:before="100" w:beforeAutospacing="1" w:after="100" w:afterAutospacing="1" w:line="360" w:lineRule="auto"/>
+        <w:jc w:val="both"/>
+      </w:pPr>
+    </w:p>
+    <w:p>
+      <w:pPr>
+        <w:spacing w:before="100" w:beforeAutospacing="1" w:after="100" w:afterAutospacing="1" w:line="360" w:lineRule="auto"/>
+        <w:jc w:val="both"/>
+      </w:pPr>
+    </w:p>
+    <w:p>
+      <w:pPr>
+        <w:spacing w:before="100" w:beforeAutospacing="1" w:after="100" w:afterAutospacing="1" w:line="360" w:lineRule="auto"/>
+        <w:jc w:val="both"/>
+      </w:pPr>
+    </w:p>
+    <w:p>
+      <w:pPr>
+        <w:spacing w:before="100" w:beforeAutospacing="1" w:after="100" w:afterAutospacing="1" w:line="360" w:lineRule="auto"/>
+        <w:jc w:val="both"/>
+      </w:pPr>
+    </w:p>
+    <w:p>
+      <w:pPr>
+        <w:spacing w:before="100" w:beforeAutospacing="1" w:after="100" w:afterAutospacing="1" w:line="360" w:lineRule="auto"/>
+        <w:jc w:val="center"/>
+        <w:rPr>
+          <w:rFonts w:ascii="Times New Roman" w:hAnsi="Times New Roman" w:cs="Times New Roman"/>
+          <w:b/>
+          <w:bCs/>
+          <w:sz w:val="24"/>
+          <w:szCs w:val="24"/>
+        </w:rPr>
+      </w:pPr>
+      <w:r>
+        <w:rPr>
+          <w:rFonts w:ascii="Times New Roman" w:hAnsi="Times New Roman" w:cs="Times New Roman"/>
+          <w:b/>
+          <w:bCs/>
+          <w:sz w:val="24"/>
+          <w:szCs w:val="24"/>
+        </w:rPr>
+        <w:lastRenderedPageBreak/>
+        <w:t>CHAPTER III</w:t>
+      </w:r>
+    </w:p>
+    <w:p>
+      <w:pPr>
+        <w:spacing w:before="100" w:beforeAutospacing="1" w:after="100" w:afterAutospacing="1" w:line="360" w:lineRule="auto"/>
+        <w:jc w:val="center"/>
+        <w:rPr>
+          <w:rFonts w:ascii="Times New Roman" w:hAnsi="Times New Roman" w:cs="Times New Roman"/>
+          <w:b/>
+          <w:bCs/>
+          <w:sz w:val="24"/>
+          <w:szCs w:val="24"/>
+        </w:rPr>
+      </w:pPr>
+      <w:r>
+        <w:rPr>
+          <w:rFonts w:ascii="Times New Roman" w:hAnsi="Times New Roman" w:cs="Times New Roman"/>
+          <w:b/>
+          <w:bCs/>
+          <w:sz w:val="24"/>
+          <w:szCs w:val="24"/>
+        </w:rPr>
+        <w:t>METHODOLOGY</w:t>
+      </w:r>
+    </w:p>
+    <w:p>
+      <w:pPr>
+        <w:spacing w:before="100" w:beforeAutospacing="1" w:after="100" w:afterAutospacing="1" w:line="360" w:lineRule="auto"/>
+        <w:rPr>
+          <w:rFonts w:ascii="Times New Roman" w:eastAsia="Times New Roman" w:hAnsi="Times New Roman" w:cs="Times New Roman"/>
+          <w:b/>
+          <w:bCs/>
+          <w:sz w:val="24"/>
+          <w:szCs w:val="24"/>
+          <w:lang w:eastAsia="en-PH"/>
+        </w:rPr>
+      </w:pPr>
+      <w:r>
+        <w:rPr>
+          <w:rFonts w:ascii="Times New Roman" w:eastAsia="Times New Roman" w:hAnsi="Times New Roman" w:cs="Times New Roman"/>
+          <w:b/>
+          <w:bCs/>
+          <w:sz w:val="24"/>
+          <w:szCs w:val="24"/>
+          <w:lang w:eastAsia="en-PH"/>
+        </w:rPr>
+        <w:t>Research Design:</w:t>
+      </w:r>
+    </w:p>
+    <w:p>
+      <w:pPr>
+        <w:spacing w:before="100" w:beforeAutospacing="1" w:after="100" w:afterAutospacing="1" w:line="360" w:lineRule="auto"/>
+        <w:rPr>
+          <w:rFonts w:ascii="Times New Roman" w:eastAsia="Times New Roman" w:hAnsi="Times New Roman" w:cs="Times New Roman"/>
+          <w:sz w:val="24"/>
+          <w:szCs w:val="24"/>
+          <w:lang w:eastAsia="en-PH"/>
+        </w:rPr>
+      </w:pPr>
+      <w:r>
+        <w:rPr>
+          <w:rFonts w:ascii="Times New Roman" w:eastAsia="Times New Roman" w:hAnsi="Times New Roman" w:cs="Times New Roman"/>
+          <w:sz w:val="24"/>
+          <w:szCs w:val="24"/>
+          <w:lang w:eastAsia="en-PH"/>
+        </w:rPr>
+        <w:t>A developmental research design will be used, focusing on the creation of an applied, privacy-aware web solution.</w:t>
+      </w:r>
+    </w:p>
+    <w:p>
+      <w:pPr>
+        <w:spacing w:before="100" w:beforeAutospacing="1" w:after="100" w:afterAutospacing="1" w:line="360" w:lineRule="auto"/>
+        <w:rPr>
+          <w:rFonts w:ascii="Times New Roman" w:eastAsia="Times New Roman" w:hAnsi="Times New Roman" w:cs="Times New Roman"/>
+          <w:b/>
+          <w:bCs/>
+          <w:sz w:val="24"/>
+          <w:szCs w:val="24"/>
+          <w:lang w:eastAsia="en-PH"/>
+        </w:rPr>
+      </w:pPr>
+      <w:r>
+        <w:rPr>
+          <w:rFonts w:ascii="Times New Roman" w:eastAsia="Times New Roman" w:hAnsi="Times New Roman" w:cs="Times New Roman"/>
+          <w:b/>
+          <w:bCs/>
+          <w:sz w:val="24"/>
+          <w:szCs w:val="24"/>
+          <w:lang w:eastAsia="en-PH"/>
+        </w:rPr>
+        <w:t>Phases:</w:t>
+      </w:r>
+    </w:p>
+    <w:p>
+      <w:pPr>
+        <w:spacing w:before="100" w:beforeAutospacing="1" w:after="100" w:afterAutospacing="1" w:line="360" w:lineRule="auto"/>
+        <w:rPr>
+          <w:rFonts w:ascii="Times New Roman" w:eastAsia="Times New Roman" w:hAnsi="Times New Roman" w:cs="Times New Roman"/>
+          <w:sz w:val="24"/>
+          <w:szCs w:val="24"/>
+          <w:lang w:eastAsia="en-PH"/>
+        </w:rPr>
+      </w:pPr>
+      <w:r>
+        <w:rPr>
+          <w:rFonts w:ascii="Times New Roman" w:eastAsia="Times New Roman" w:hAnsi="Times New Roman" w:cs="Times New Roman"/>
+          <w:sz w:val="24"/>
+          <w:szCs w:val="24"/>
+          <w:lang w:eastAsia="en-PH"/>
+        </w:rPr>
+        <w:t>1.</w:t>
+      </w:r>
+      <w:r>
+        <w:rPr>
+          <w:rFonts w:ascii="Times New Roman" w:eastAsia="Times New Roman" w:hAnsi="Times New Roman" w:cs="Times New Roman"/>
+          <w:sz w:val="24"/>
+          <w:szCs w:val="24"/>
+          <w:lang w:eastAsia="en-PH"/>
+        </w:rPr>
+        <w:tab/>
+      </w:r>
+      <w:r>
+        <w:rPr>
+          <w:rFonts w:ascii="Times New Roman" w:eastAsia="Times New Roman" w:hAnsi="Times New Roman" w:cs="Times New Roman"/>
+          <w:b/>
+          <w:bCs/>
+          <w:sz w:val="24"/>
+          <w:szCs w:val="24"/>
+          <w:lang w:eastAsia="en-PH"/>
+        </w:rPr>
+        <w:t>Requirement Analysis:</w:t>
+      </w:r>
+    </w:p>
+    <w:p>
+      <w:pPr>
+        <w:spacing w:before="100" w:beforeAutospacing="1" w:after="100" w:afterAutospacing="1" w:line="360" w:lineRule="auto"/>
+        <w:rPr>
+          <w:rFonts w:ascii="Times New Roman" w:eastAsia="Times New Roman" w:hAnsi="Times New Roman" w:cs="Times New Roman"/>
+          <w:sz w:val="24"/>
+          <w:szCs w:val="24"/>
+          <w:lang w:eastAsia="en-PH"/>
+        </w:rPr>
+      </w:pPr>
+      <w:r>
+        <w:rPr>
+          <w:rFonts w:ascii="Times New Roman" w:eastAsia="Times New Roman" w:hAnsi="Times New Roman" w:cs="Times New Roman"/>
+          <w:sz w:val="24"/>
+          <w:szCs w:val="24"/>
+          <w:lang w:eastAsia="en-PH"/>
+        </w:rPr>
+        <w:t>o</w:t>
+      </w:r>
+      <w:r>
+        <w:rPr>
+          <w:rFonts w:ascii="Times New Roman" w:eastAsia="Times New Roman" w:hAnsi="Times New Roman" w:cs="Times New Roman"/>
+          <w:sz w:val="24"/>
+          <w:szCs w:val="24"/>
+          <w:lang w:eastAsia="en-PH"/>
+        </w:rPr>
+        <w:tab/>
+        <w:t>Consultation with DOJ and SPPD officials to identify functional, security, and privacy requirements.</w:t>
+      </w:r>
+    </w:p>
+    <w:p>
+      <w:pPr>
+        <w:spacing w:before="100" w:beforeAutospacing="1" w:after="100" w:afterAutospacing="1" w:line="360" w:lineRule="auto"/>
+        <w:rPr>
+          <w:rFonts w:ascii="Times New Roman" w:eastAsia="Times New Roman" w:hAnsi="Times New Roman" w:cs="Times New Roman"/>
+          <w:b/>
+          <w:bCs/>
+          <w:sz w:val="24"/>
+          <w:szCs w:val="24"/>
+          <w:lang w:eastAsia="en-PH"/>
+        </w:rPr>
+      </w:pPr>
+      <w:r>
+        <w:rPr>
+          <w:rFonts w:ascii="Times New Roman" w:eastAsia="Times New Roman" w:hAnsi="Times New Roman" w:cs="Times New Roman"/>
+          <w:sz w:val="24"/>
+          <w:szCs w:val="24"/>
+          <w:lang w:eastAsia="en-PH"/>
+        </w:rPr>
+        <w:t>2.</w:t>
+      </w:r>
+      <w:r>
+        <w:rPr>
+          <w:rFonts w:ascii="Times New Roman" w:eastAsia="Times New Roman" w:hAnsi="Times New Roman" w:cs="Times New Roman"/>
+          <w:sz w:val="24"/>
+          <w:szCs w:val="24"/>
+          <w:lang w:eastAsia="en-PH"/>
+        </w:rPr>
+        <w:tab/>
+      </w:r>
+      <w:r>
+        <w:rPr>
+          <w:rFonts w:ascii="Times New Roman" w:eastAsia="Times New Roman" w:hAnsi="Times New Roman" w:cs="Times New Roman"/>
+          <w:b/>
+          <w:bCs/>
+          <w:sz w:val="24"/>
+          <w:szCs w:val="24"/>
+          <w:lang w:eastAsia="en-PH"/>
+        </w:rPr>
+        <w:t>Data Collection and Preprocessing:</w:t>
+      </w:r>
+    </w:p>
+    <w:p>
+      <w:pPr>
+        <w:spacing w:before="100" w:beforeAutospacing="1" w:after="100" w:afterAutospacing="1" w:line="360" w:lineRule="auto"/>
+        <w:rPr>
+          <w:rFonts w:ascii="Times New Roman" w:eastAsia="Times New Roman" w:hAnsi="Times New Roman" w:cs="Times New Roman"/>
+          <w:sz w:val="24"/>
+          <w:szCs w:val="24"/>
+          <w:lang w:eastAsia="en-PH"/>
+        </w:rPr>
+      </w:pPr>
+      <w:r>
+        <w:rPr>
+          <w:rFonts w:ascii="Times New Roman" w:eastAsia="Times New Roman" w:hAnsi="Times New Roman" w:cs="Times New Roman"/>
+          <w:sz w:val="24"/>
+          <w:szCs w:val="24"/>
+          <w:lang w:eastAsia="en-PH"/>
+        </w:rPr>
+        <w:t>o</w:t>
+      </w:r>
+      <w:r>
+        <w:rPr>
+          <w:rFonts w:ascii="Times New Roman" w:eastAsia="Times New Roman" w:hAnsi="Times New Roman" w:cs="Times New Roman"/>
+          <w:sz w:val="24"/>
+          <w:szCs w:val="24"/>
+          <w:lang w:eastAsia="en-PH"/>
+        </w:rPr>
+        <w:tab/>
+        <w:t>Acquire anonymized cybercrime records under a DOJ-approved agreement.</w:t>
+      </w:r>
+    </w:p>
+    <w:p>
+      <w:pPr>
+        <w:spacing w:before="100" w:beforeAutospacing="1" w:after="100" w:afterAutospacing="1" w:line="360" w:lineRule="auto"/>
+        <w:rPr>
+          <w:rFonts w:ascii="Times New Roman" w:eastAsia="Times New Roman" w:hAnsi="Times New Roman" w:cs="Times New Roman"/>
+          <w:sz w:val="24"/>
+          <w:szCs w:val="24"/>
+          <w:lang w:eastAsia="en-PH"/>
+        </w:rPr>
+      </w:pPr>
+      <w:r>
+        <w:rPr>
+          <w:rFonts w:ascii="Times New Roman" w:eastAsia="Times New Roman" w:hAnsi="Times New Roman" w:cs="Times New Roman"/>
+          <w:sz w:val="24"/>
+          <w:szCs w:val="24"/>
+          <w:lang w:eastAsia="en-PH"/>
+        </w:rPr>
+        <w:t>o</w:t>
+      </w:r>
+      <w:r>
+        <w:rPr>
+          <w:rFonts w:ascii="Times New Roman" w:eastAsia="Times New Roman" w:hAnsi="Times New Roman" w:cs="Times New Roman"/>
+          <w:sz w:val="24"/>
+          <w:szCs w:val="24"/>
+          <w:lang w:eastAsia="en-PH"/>
+        </w:rPr>
+        <w:tab/>
+        <w:t>Filter and clean data for spatial and relational analysis.</w:t>
+      </w:r>
+    </w:p>
+    <w:p>
+      <w:pPr>
+        <w:spacing w:before="100" w:beforeAutospacing="1" w:after="100" w:afterAutospacing="1" w:line="360" w:lineRule="auto"/>
+        <w:rPr>
+          <w:rFonts w:ascii="Times New Roman" w:eastAsia="Times New Roman" w:hAnsi="Times New Roman" w:cs="Times New Roman"/>
+          <w:sz w:val="24"/>
+          <w:szCs w:val="24"/>
+          <w:lang w:eastAsia="en-PH"/>
+        </w:rPr>
+      </w:pPr>
+      <w:r>
+        <w:rPr>
+          <w:rFonts w:ascii="Times New Roman" w:eastAsia="Times New Roman" w:hAnsi="Times New Roman" w:cs="Times New Roman"/>
+          <w:sz w:val="24"/>
+          <w:szCs w:val="24"/>
+          <w:lang w:eastAsia="en-PH"/>
+        </w:rPr>
+        <w:t>3.</w:t>
+      </w:r>
+      <w:r>
+        <w:rPr>
+          <w:rFonts w:ascii="Times New Roman" w:eastAsia="Times New Roman" w:hAnsi="Times New Roman" w:cs="Times New Roman"/>
+          <w:sz w:val="24"/>
+          <w:szCs w:val="24"/>
+          <w:lang w:eastAsia="en-PH"/>
+        </w:rPr>
+        <w:tab/>
+      </w:r>
+      <w:r>
+        <w:rPr>
+          <w:rFonts w:ascii="Times New Roman" w:eastAsia="Times New Roman" w:hAnsi="Times New Roman" w:cs="Times New Roman"/>
+          <w:b/>
+          <w:bCs/>
+          <w:sz w:val="24"/>
+          <w:szCs w:val="24"/>
+          <w:lang w:eastAsia="en-PH"/>
+        </w:rPr>
+        <w:t>System Development:</w:t>
+      </w:r>
+    </w:p>
+    <w:p>
+      <w:pPr>
+        <w:spacing w:before="100" w:beforeAutospacing="1" w:after="100" w:afterAutospacing="1" w:line="360" w:lineRule="auto"/>
+        <w:rPr>
+          <w:rFonts w:ascii="Times New Roman" w:eastAsia="Times New Roman" w:hAnsi="Times New Roman" w:cs="Times New Roman"/>
+          <w:sz w:val="24"/>
+          <w:szCs w:val="24"/>
+          <w:lang w:eastAsia="en-PH"/>
+        </w:rPr>
+      </w:pPr>
+      <w:r>
+        <w:rPr>
+          <w:rFonts w:ascii="Times New Roman" w:eastAsia="Times New Roman" w:hAnsi="Times New Roman" w:cs="Times New Roman"/>
+          <w:sz w:val="24"/>
+          <w:szCs w:val="24"/>
+          <w:lang w:eastAsia="en-PH"/>
+        </w:rPr>
+        <w:t>o</w:t>
+      </w:r>
+      <w:r>
+        <w:rPr>
+          <w:rFonts w:ascii="Times New Roman" w:eastAsia="Times New Roman" w:hAnsi="Times New Roman" w:cs="Times New Roman"/>
+          <w:sz w:val="24"/>
+          <w:szCs w:val="24"/>
+          <w:lang w:eastAsia="en-PH"/>
+        </w:rPr>
+        <w:tab/>
+        <w:t>Frontend: React.js or Vue.js for interactive maps and graph visualizations.</w:t>
+      </w:r>
+    </w:p>
+    <w:p>
+      <w:pPr>
+        <w:spacing w:before="100" w:beforeAutospacing="1" w:after="100" w:afterAutospacing="1" w:line="360" w:lineRule="auto"/>
+        <w:rPr>
+          <w:rFonts w:ascii="Times New Roman" w:eastAsia="Times New Roman" w:hAnsi="Times New Roman" w:cs="Times New Roman"/>
+          <w:sz w:val="24"/>
+          <w:szCs w:val="24"/>
+          <w:lang w:eastAsia="en-PH"/>
+        </w:rPr>
+      </w:pPr>
+      <w:r>
+        <w:rPr>
+          <w:rFonts w:ascii="Times New Roman" w:eastAsia="Times New Roman" w:hAnsi="Times New Roman" w:cs="Times New Roman"/>
+          <w:sz w:val="24"/>
+          <w:szCs w:val="24"/>
+          <w:lang w:eastAsia="en-PH"/>
+        </w:rPr>
+        <w:t>o</w:t>
+      </w:r>
+      <w:r>
+        <w:rPr>
+          <w:rFonts w:ascii="Times New Roman" w:eastAsia="Times New Roman" w:hAnsi="Times New Roman" w:cs="Times New Roman"/>
+          <w:sz w:val="24"/>
+          <w:szCs w:val="24"/>
+          <w:lang w:eastAsia="en-PH"/>
+        </w:rPr>
+        <w:tab/>
+        <w:t>Backend: Python (</w:t>
+      </w:r>
+      <w:proofErr w:type="spellStart"/>
+      <w:r>
+        <w:rPr>
+          <w:rFonts w:ascii="Times New Roman" w:eastAsia="Times New Roman" w:hAnsi="Times New Roman" w:cs="Times New Roman"/>
+          <w:sz w:val="24"/>
+          <w:szCs w:val="24"/>
+          <w:lang w:eastAsia="en-PH"/>
+        </w:rPr>
+        <w:t>FastAPI</w:t>
+      </w:r>
+      <w:proofErr w:type="spellEnd"/>
+      <w:r>
+        <w:rPr>
+          <w:rFonts w:ascii="Times New Roman" w:eastAsia="Times New Roman" w:hAnsi="Times New Roman" w:cs="Times New Roman"/>
+          <w:sz w:val="24"/>
+          <w:szCs w:val="24"/>
+          <w:lang w:eastAsia="en-PH"/>
+        </w:rPr>
+        <w:t xml:space="preserve">) or Node.js with PostgreSQL + </w:t>
+      </w:r>
+      <w:proofErr w:type="spellStart"/>
+      <w:r>
+        <w:rPr>
+          <w:rFonts w:ascii="Times New Roman" w:eastAsia="Times New Roman" w:hAnsi="Times New Roman" w:cs="Times New Roman"/>
+          <w:sz w:val="24"/>
+          <w:szCs w:val="24"/>
+          <w:lang w:eastAsia="en-PH"/>
+        </w:rPr>
+        <w:t>PostGIS</w:t>
+      </w:r>
+      <w:proofErr w:type="spellEnd"/>
+      <w:r>
+        <w:rPr>
+          <w:rFonts w:ascii="Times New Roman" w:eastAsia="Times New Roman" w:hAnsi="Times New Roman" w:cs="Times New Roman"/>
+          <w:sz w:val="24"/>
+          <w:szCs w:val="24"/>
+          <w:lang w:eastAsia="en-PH"/>
+        </w:rPr>
+        <w:t xml:space="preserve"> for spatial data, and Neo4j for graph relations.</w:t>
+      </w:r>
+    </w:p>
+    <w:p>
+      <w:pPr>
+        <w:spacing w:before="100" w:beforeAutospacing="1" w:after="100" w:afterAutospacing="1" w:line="360" w:lineRule="auto"/>
+        <w:rPr>
+          <w:rFonts w:ascii="Times New Roman" w:eastAsia="Times New Roman" w:hAnsi="Times New Roman" w:cs="Times New Roman"/>
+          <w:sz w:val="24"/>
+          <w:szCs w:val="24"/>
+          <w:lang w:eastAsia="en-PH"/>
+        </w:rPr>
+      </w:pPr>
+      <w:r>
+        <w:rPr>
+          <w:rFonts w:ascii="Times New Roman" w:eastAsia="Times New Roman" w:hAnsi="Times New Roman" w:cs="Times New Roman"/>
+          <w:sz w:val="24"/>
+          <w:szCs w:val="24"/>
+          <w:lang w:eastAsia="en-PH"/>
+        </w:rPr>
+        <w:t>o</w:t>
+      </w:r>
+      <w:r>
+        <w:rPr>
+          <w:rFonts w:ascii="Times New Roman" w:eastAsia="Times New Roman" w:hAnsi="Times New Roman" w:cs="Times New Roman"/>
+          <w:sz w:val="24"/>
+          <w:szCs w:val="24"/>
+          <w:lang w:eastAsia="en-PH"/>
+        </w:rPr>
+        <w:tab/>
+        <w:t>Privacy Layer: Middleware for data anonymization, access logging, and encryption handling.</w:t>
+      </w:r>
+    </w:p>
+    <w:p>
+      <w:pPr>
+        <w:spacing w:before="100" w:beforeAutospacing="1" w:after="100" w:afterAutospacing="1" w:line="360" w:lineRule="auto"/>
+        <w:rPr>
+          <w:rFonts w:ascii="Times New Roman" w:eastAsia="Times New Roman" w:hAnsi="Times New Roman" w:cs="Times New Roman"/>
+          <w:sz w:val="24"/>
+          <w:szCs w:val="24"/>
+          <w:lang w:eastAsia="en-PH"/>
+        </w:rPr>
+      </w:pPr>
+      <w:r>
+        <w:rPr>
+          <w:rFonts w:ascii="Times New Roman" w:eastAsia="Times New Roman" w:hAnsi="Times New Roman" w:cs="Times New Roman"/>
+          <w:sz w:val="24"/>
+          <w:szCs w:val="24"/>
+          <w:lang w:eastAsia="en-PH"/>
+        </w:rPr>
+        <w:t>4.</w:t>
+      </w:r>
+      <w:r>
+        <w:rPr>
+          <w:rFonts w:ascii="Times New Roman" w:eastAsia="Times New Roman" w:hAnsi="Times New Roman" w:cs="Times New Roman"/>
+          <w:sz w:val="24"/>
+          <w:szCs w:val="24"/>
+          <w:lang w:eastAsia="en-PH"/>
+        </w:rPr>
+        <w:tab/>
+      </w:r>
+      <w:r>
+        <w:rPr>
+          <w:rFonts w:ascii="Times New Roman" w:eastAsia="Times New Roman" w:hAnsi="Times New Roman" w:cs="Times New Roman"/>
+          <w:b/>
+          <w:bCs/>
+          <w:sz w:val="24"/>
+          <w:szCs w:val="24"/>
+          <w:lang w:eastAsia="en-PH"/>
+        </w:rPr>
+        <w:t>Testing and Evaluation:</w:t>
+      </w:r>
+    </w:p>
+    <w:p>
+      <w:pPr>
+        <w:spacing w:before="100" w:beforeAutospacing="1" w:after="100" w:afterAutospacing="1" w:line="360" w:lineRule="auto"/>
+        <w:rPr>
+          <w:rFonts w:ascii="Times New Roman" w:eastAsia="Times New Roman" w:hAnsi="Times New Roman" w:cs="Times New Roman"/>
+          <w:sz w:val="24"/>
+          <w:szCs w:val="24"/>
+          <w:lang w:eastAsia="en-PH"/>
+        </w:rPr>
+      </w:pPr>
+      <w:r>
+        <w:rPr>
+          <w:rFonts w:ascii="Times New Roman" w:eastAsia="Times New Roman" w:hAnsi="Times New Roman" w:cs="Times New Roman"/>
+          <w:sz w:val="24"/>
+          <w:szCs w:val="24"/>
+          <w:lang w:eastAsia="en-PH"/>
+        </w:rPr>
+        <w:t>o</w:t>
+      </w:r>
+      <w:r>
+        <w:rPr>
+          <w:rFonts w:ascii="Times New Roman" w:eastAsia="Times New Roman" w:hAnsi="Times New Roman" w:cs="Times New Roman"/>
+          <w:sz w:val="24"/>
+          <w:szCs w:val="24"/>
+          <w:lang w:eastAsia="en-PH"/>
+        </w:rPr>
+        <w:tab/>
+        <w:t>Internal testing using simulated data first, followed by DOJ-approved anonymized datasets.</w:t>
+      </w:r>
+    </w:p>
+    <w:p>
+      <w:pPr>
+        <w:spacing w:before="100" w:beforeAutospacing="1" w:after="100" w:afterAutospacing="1" w:line="360" w:lineRule="auto"/>
+        <w:rPr>
+          <w:rFonts w:ascii="Times New Roman" w:eastAsia="Times New Roman" w:hAnsi="Times New Roman" w:cs="Times New Roman"/>
+          <w:sz w:val="24"/>
+          <w:szCs w:val="24"/>
+          <w:lang w:eastAsia="en-PH"/>
+        </w:rPr>
+      </w:pPr>
+      <w:r>
+        <w:rPr>
+          <w:rFonts w:ascii="Times New Roman" w:eastAsia="Times New Roman" w:hAnsi="Times New Roman" w:cs="Times New Roman"/>
+          <w:sz w:val="24"/>
+          <w:szCs w:val="24"/>
+          <w:lang w:eastAsia="en-PH"/>
+        </w:rPr>
+        <w:lastRenderedPageBreak/>
+        <w:t>o</w:t>
+      </w:r>
+      <w:r>
+        <w:rPr>
+          <w:rFonts w:ascii="Times New Roman" w:eastAsia="Times New Roman" w:hAnsi="Times New Roman" w:cs="Times New Roman"/>
+          <w:sz w:val="24"/>
+          <w:szCs w:val="24"/>
+          <w:lang w:eastAsia="en-PH"/>
+        </w:rPr>
+        <w:tab/>
+        <w:t>Evaluate usability, accuracy, and data protection compliance.</w:t>
+      </w:r>
+    </w:p>
+    <w:p>
+      <w:pPr>
+        <w:spacing w:before="100" w:beforeAutospacing="1" w:after="100" w:afterAutospacing="1" w:line="360" w:lineRule="auto"/>
+        <w:rPr>
+          <w:rFonts w:ascii="Times New Roman" w:eastAsia="Times New Roman" w:hAnsi="Times New Roman" w:cs="Times New Roman"/>
+          <w:b/>
+          <w:bCs/>
+          <w:sz w:val="24"/>
+          <w:szCs w:val="24"/>
+          <w:lang w:eastAsia="en-PH"/>
+        </w:rPr>
+      </w:pPr>
+      <w:r>
+        <w:rPr>
+          <w:rFonts w:ascii="Times New Roman" w:eastAsia="Times New Roman" w:hAnsi="Times New Roman" w:cs="Times New Roman"/>
+          <w:b/>
+          <w:bCs/>
+          <w:sz w:val="24"/>
+          <w:szCs w:val="24"/>
+          <w:lang w:eastAsia="en-PH"/>
+        </w:rPr>
+        <w:t>Expected Outcomes</w:t>
+      </w:r>
+    </w:p>
+    <w:p>
+      <w:pPr>
+        <w:spacing w:before="100" w:beforeAutospacing="1" w:after="100" w:afterAutospacing="1" w:line="360" w:lineRule="auto"/>
+        <w:rPr>
+          <w:rFonts w:ascii="Times New Roman" w:eastAsia="Times New Roman" w:hAnsi="Times New Roman" w:cs="Times New Roman"/>
+          <w:sz w:val="24"/>
+          <w:szCs w:val="24"/>
+          <w:lang w:eastAsia="en-PH"/>
+        </w:rPr>
+      </w:pPr>
+      <w:r>
+        <w:rPr>
+          <w:rFonts w:ascii="Times New Roman" w:eastAsia="Times New Roman" w:hAnsi="Times New Roman" w:cs="Times New Roman"/>
+          <w:sz w:val="24"/>
+          <w:szCs w:val="24"/>
+          <w:lang w:eastAsia="en-PH"/>
+        </w:rPr>
+        <w:t>1.</w:t>
+      </w:r>
+      <w:r>
+        <w:rPr>
+          <w:rFonts w:ascii="Times New Roman" w:eastAsia="Times New Roman" w:hAnsi="Times New Roman" w:cs="Times New Roman"/>
+          <w:sz w:val="24"/>
+          <w:szCs w:val="24"/>
+          <w:lang w:eastAsia="en-PH"/>
+        </w:rPr>
+        <w:tab/>
+        <w:t>A fully functional, secure, web-based cybercrime heatmap and linked-incident analysis tool.</w:t>
+      </w:r>
+    </w:p>
+    <w:p>
+      <w:pPr>
+        <w:spacing w:before="100" w:beforeAutospacing="1" w:after="100" w:afterAutospacing="1" w:line="360" w:lineRule="auto"/>
+        <w:rPr>
+          <w:rFonts w:ascii="Times New Roman" w:eastAsia="Times New Roman" w:hAnsi="Times New Roman" w:cs="Times New Roman"/>
+          <w:sz w:val="24"/>
+          <w:szCs w:val="24"/>
+          <w:lang w:eastAsia="en-PH"/>
+        </w:rPr>
+      </w:pPr>
+      <w:r>
+        <w:rPr>
+          <w:rFonts w:ascii="Times New Roman" w:eastAsia="Times New Roman" w:hAnsi="Times New Roman" w:cs="Times New Roman"/>
+          <w:sz w:val="24"/>
+          <w:szCs w:val="24"/>
+          <w:lang w:eastAsia="en-PH"/>
+        </w:rPr>
+        <w:t>2.</w:t>
+      </w:r>
+      <w:r>
+        <w:rPr>
+          <w:rFonts w:ascii="Times New Roman" w:eastAsia="Times New Roman" w:hAnsi="Times New Roman" w:cs="Times New Roman"/>
+          <w:sz w:val="24"/>
+          <w:szCs w:val="24"/>
+          <w:lang w:eastAsia="en-PH"/>
+        </w:rPr>
+        <w:tab/>
+        <w:t>A documented privacy compliance framework for law enforcement data visualization.</w:t>
+      </w:r>
+    </w:p>
+    <w:p>
+      <w:pPr>
+        <w:spacing w:before="100" w:beforeAutospacing="1" w:after="100" w:afterAutospacing="1" w:line="360" w:lineRule="auto"/>
+        <w:rPr>
+          <w:rFonts w:ascii="Times New Roman" w:eastAsia="Times New Roman" w:hAnsi="Times New Roman" w:cs="Times New Roman"/>
+          <w:sz w:val="24"/>
+          <w:szCs w:val="24"/>
+          <w:lang w:eastAsia="en-PH"/>
+        </w:rPr>
+      </w:pPr>
+      <w:r>
+        <w:rPr>
+          <w:rFonts w:ascii="Times New Roman" w:eastAsia="Times New Roman" w:hAnsi="Times New Roman" w:cs="Times New Roman"/>
+          <w:sz w:val="24"/>
+          <w:szCs w:val="24"/>
+          <w:lang w:eastAsia="en-PH"/>
+        </w:rPr>
+        <w:t>3.</w:t>
+      </w:r>
+      <w:r>
+        <w:rPr>
+          <w:rFonts w:ascii="Times New Roman" w:eastAsia="Times New Roman" w:hAnsi="Times New Roman" w:cs="Times New Roman"/>
+          <w:sz w:val="24"/>
+          <w:szCs w:val="24"/>
+          <w:lang w:eastAsia="en-PH"/>
+        </w:rPr>
+        <w:tab/>
+        <w:t>Demonstrated improvement in investigative speed and accuracy while preserving confidentiality.</w:t>
+      </w:r>
+    </w:p>
+    <w:p>
+      <w:pPr>
+        <w:spacing w:before="100" w:beforeAutospacing="1" w:after="100" w:afterAutospacing="1" w:line="360" w:lineRule="auto"/>
+        <w:rPr>
+          <w:rFonts w:ascii="Times New Roman" w:eastAsia="Times New Roman" w:hAnsi="Times New Roman" w:cs="Times New Roman"/>
+          <w:b/>
+          <w:bCs/>
+          <w:sz w:val="24"/>
+          <w:szCs w:val="24"/>
+          <w:lang w:eastAsia="en-PH"/>
+        </w:rPr>
+      </w:pPr>
+      <w:r>
+        <w:rPr>
+          <w:rFonts w:ascii="Times New Roman" w:eastAsia="Times New Roman" w:hAnsi="Times New Roman" w:cs="Times New Roman"/>
+          <w:b/>
+          <w:bCs/>
+          <w:sz w:val="24"/>
+          <w:szCs w:val="24"/>
+          <w:lang w:eastAsia="en-PH"/>
+        </w:rPr>
+        <w:t>Conclusion</w:t>
+      </w:r>
+    </w:p>
+    <w:p>
+      <w:pPr>
+        <w:spacing w:before="100" w:beforeAutospacing="1" w:after="100" w:afterAutospacing="1" w:line="360" w:lineRule="auto"/>
+        <w:rPr>
+          <w:rFonts w:ascii="Times New Roman" w:eastAsia="Times New Roman" w:hAnsi="Times New Roman" w:cs="Times New Roman"/>
+          <w:sz w:val="24"/>
+          <w:szCs w:val="24"/>
+          <w:lang w:eastAsia="en-PH"/>
+        </w:rPr>
+      </w:pPr>
+      <w:r>
+        <w:rPr>
+          <w:rFonts w:ascii="Times New Roman" w:eastAsia="Times New Roman" w:hAnsi="Times New Roman" w:cs="Times New Roman"/>
+          <w:sz w:val="24"/>
+          <w:szCs w:val="24"/>
+          <w:lang w:eastAsia="en-PH"/>
+        </w:rPr>
+        <w:t>The proposed Cybercrime Heatmap Website aims to empower law enforcement with advanced data visualization and analytical tools while upholding the principles of data privacy, accountability, and legal compliance. Through collaboration with the DOJ and adherence to the Data Privacy Act, the system will not only enhance cybercrime response in San Pablo, Laguna but also establish a model for secure digital intelligence systems across the Philippines.</w:t>
+      </w:r>
       <w:r>
         <w:rPr>
           <w:rFonts w:ascii="Times New Roman" w:eastAsia="Times New Roman" w:hAnsi="Times New Roman" w:cs="Times New Roman"/>
@@ -5970,6 +6734,7 @@
           <w:szCs w:val="24"/>
           <w:lang w:eastAsia="en-PH"/>
         </w:rPr>
+        <w:lastRenderedPageBreak/>
         <w:cr/>
       </w:r>
     </w:p>
